--- a/materialien/00_Gesamt/DD_Ermittler-Handbuch.docx
+++ b/materialien/00_Gesamt/DD_Ermittler-Handbuch.docx
@@ -4302,7 +4302,7 @@
                           <w:rPr>
                             <w:sz w:val="18"/>
                           </w:rPr>
-                          <w:t>erstellen (auch „überführen“)</w:t>
+                          <w:t>erstellen</w:t>
                         </w:r>
                       </w:p>
                     </w:tc>
